--- a/meta_district_injury_atlas_india/submission_ijmr/01_cover_letter_IJMR.docx
+++ b/meta_district_injury_atlas_india/submission_ijmr/01_cover_letter_IJMR.docx
@@ -69,7 +69,7 @@
           <w:i w:val="0"/>
           <w:sz w:val="24"/>
         </w:rPr>
-        <w:t>I am pleased to submit an original research article entitled “A Bayesian data-fusion atlas of fatal injury across India's districts, with the first sub-state map of surveillance completeness” for consideration by the Indian Journal of Medical Research.</w:t>
+        <w:t>I am pleased to submit an original research article entitled “Where India's injury deaths go uncounted: a district atlas of fatal injury burden and surveillance completeness” for consideration by the Indian Journal of Medical Research.</w:t>
       </w:r>
     </w:p>
     <w:p>
